--- a/zaini_case_audit_output/outputs/word/documents/076_مذكرة التماس من المحامي الشهري بتاريخ 13-07-1445 ـ ومرفقاتها ـ 42824717.docx
+++ b/zaini_case_audit_output/outputs/word/documents/076_مذكرة التماس من المحامي الشهري بتاريخ 13-07-1445 ـ ومرفقاتها ـ 42824717.docx
@@ -70,14 +70,13 @@
     <w:p/>
     <w:p>
       <w:pPr>
+        <w:pStyle w:val="Heading2"/>
         <w:jc w:val="right"/>
         <w:bidi/>
       </w:pPr>
       <w:r>
-        <w:rPr>
-          <w:b w:val="0"/>
-          <w:i w:val="0"/>
-        </w:rPr>
+        <w:t>[نص الضبط / الحكم — المتن الفعلي] ===</w:t>
+        <w:br/>
         <w:t>[:ةءارقلل لباقلا ىوتحملا غيرفت يلي اميفو .ةيراقعلا لامعألل ةفاضإلاو ينيزو رابآ جراخت يتكرش يف ثروملا صصح ةميق ريدقت تاباسح (2)و ،لدعلا ةرازو نم ةينورتكلإ ةلاكو ةقيثو (1) :يه ةءارقلل لباقلا يلعفلا ىوتحملا تاذ ءازجألا .ةديدع تاحفص ربع سوكعم يبرع زيمرتب رركم "ينيز سابع نب دمحأ نب ةماسأ" ناونعلا نع ةرابع جرختسملا صنلا مظعم .تياباجيم 4.9 وحن همجح PDF فلم 42824717. ةيضقلا ،اهتاقفرمو ـه13-07-1445 خيراتب يرهشلا يماحملا نم سامتلا ةركذم :ةجلاعملا ةظحالم]</w:t>
       </w:r>
     </w:p>
@@ -139,8 +138,28 @@
         <w:t>451560570 :ةلاكولا مقر</w:t>
         <w:br/>
         <w:t>م2023/10/05 | ـه1445/03/20 :ةلاكولا رادصإ خيرات</w:t>
+      </w:r>
+    </w:p>
+    <w:p>
+      <w:pPr>
+        <w:pStyle w:val="Heading2"/>
+        <w:jc w:val="right"/>
+        <w:bidi/>
+      </w:pPr>
+      <w:r>
+        <w:t>[بيانات الأطراف: المدعي / المدعى عليه / الحاضرون] ===</w:t>
         <w:br/>
         <w:t>تاريخ إنهاء الوكالة: 1446/03/20هـ | 2024/09/23م</w:t>
+      </w:r>
+    </w:p>
+    <w:p>
+      <w:pPr>
+        <w:pStyle w:val="Heading2"/>
+        <w:jc w:val="right"/>
+        <w:bidi/>
+      </w:pPr>
+      <w:r>
+        <w:t>[نص الضبط / الحكم — المتن الفعلي] ===</w:t>
         <w:br/>
         <w:t>ةدمتعم :ةلاكولا ةلاح</w:t>
         <w:br/>

--- a/zaini_case_audit_output/outputs/word/documents/076_مذكرة التماس من المحامي الشهري بتاريخ 13-07-1445 ـ ومرفقاتها ـ 42824717.docx
+++ b/zaini_case_audit_output/outputs/word/documents/076_مذكرة التماس من المحامي الشهري بتاريخ 13-07-1445 ـ ومرفقاتها ـ 42824717.docx
@@ -77,20 +77,29 @@
       <w:r>
         <w:t>[نص الضبط / الحكم — المتن الفعلي] ===</w:t>
         <w:br/>
-        <w:t>[:ةءارقلل لباقلا ىوتحملا غيرفت يلي اميفو .ةيراقعلا لامعألل ةفاضإلاو ينيزو رابآ جراخت يتكرش يف ثروملا صصح ةميق ريدقت تاباسح (2)و ،لدعلا ةرازو نم ةينورتكلإ ةلاكو ةقيثو (1) :يه ةءارقلل لباقلا يلعفلا ىوتحملا تاذ ءازجألا .ةديدع تاحفص ربع سوكعم يبرع زيمرتب رركم "ينيز سابع نب دمحأ نب ةماسأ" ناونعلا نع ةرابع جرختسملا صنلا مظعم .تياباجيم 4.9 وحن همجح PDF فلم 42824717. ةيضقلا ،اهتاقفرمو ـه13-07-1445 خيراتب يرهشلا يماحملا نم سامتلا ةركذم :ةجلاعملا ةظحالم]</w:t>
+        <w:t>[ملاحظة المعالجة: مذكرة التماس من المحامي الشهري بتاريخ 13-07-1445هـ ومرفقاتها، القضية 42824717. ملف PDF حجمه نحو 4.9 ميجابايت. معظم النص المستخرج عبارة عن العنوان "أسامة بن أحمد بن عباس زيني" مكرر بترميز عربي معكوس عبر صفحات عديدة. الأجزاء ذات المحتوى الفعلي القابل للقراءة هي: (1) وثيقة وكالة إلكترونية من وزارة العدل، و(2) حسابات تقدير قيمة حصص المورث في شركتي تخارج آبار وزيني والإضافة للأعمال العقارية. وفيما يلي تفريغ المحتوى القابل للقراءة:]</w:t>
       </w:r>
     </w:p>
     <w:p>
       <w:pPr>
+        <w:pStyle w:val="Heading2"/>
         <w:jc w:val="right"/>
         <w:bidi/>
       </w:pPr>
       <w:r>
-        <w:rPr>
-          <w:b w:val="0"/>
-          <w:i w:val="0"/>
-        </w:rPr>
-        <w:t>== ةيدوعسلا ةيبرعلا ةكلمملا ،لدعلا ةرازو - ةلاكو ةقيثو ==</w:t>
+        <w:t>[بيانات الأطراف: المدعي / المدعى عليه / الحاضرون] ===</w:t>
+        <w:br/>
+        <w:t>== وثيقة وكالة - وزارة العدل، المملكة العربية السعودية</w:t>
+      </w:r>
+    </w:p>
+    <w:p>
+      <w:pPr>
+        <w:pStyle w:val="Heading2"/>
+        <w:jc w:val="right"/>
+        <w:bidi/>
+      </w:pPr>
+      <w:r>
+        <w:t>[نص الضبط / الحكم — المتن الفعلي] ===</w:t>
         <w:br/>
         <w:t>.لدعلا ةرازول ةينورتكلإلا تامدخلا ربع اهتحص نم ققحتلا نكميو ،قيثوتلا تامدخو ينورتكلإلا ماظنلا نم ةقيثولا هذه تردص</w:t>
       </w:r>

--- a/zaini_case_audit_output/outputs/word/documents/076_مذكرة التماس من المحامي الشهري بتاريخ 13-07-1445 ـ ومرفقاتها ـ 42824717.docx
+++ b/zaini_case_audit_output/outputs/word/documents/076_مذكرة التماس من المحامي الشهري بتاريخ 13-07-1445 ـ ومرفقاتها ـ 42824717.docx
@@ -75,7 +75,7 @@
         <w:bidi/>
       </w:pPr>
       <w:r>
-        <w:t>[نص الضبط / الحكم — المتن الفعلي] ===</w:t>
+        <w:t>[الطلبات / المرفقات] ===</w:t>
         <w:br/>
         <w:t>[ملاحظة المعالجة: مذكرة التماس من المحامي الشهري بتاريخ 13-07-1445هـ ومرفقاتها، القضية 42824717. ملف PDF حجمه نحو 4.9 ميجابايت. معظم النص المستخرج عبارة عن العنوان "أسامة بن أحمد بن عباس زيني" مكرر بترميز عربي معكوس عبر صفحات عديدة. الأجزاء ذات المحتوى الفعلي القابل للقراءة هي: (1) وثيقة وكالة إلكترونية من وزارة العدل، و(2) حسابات تقدير قيمة حصص المورث في شركتي تخارج آبار وزيني والإضافة للأعمال العقارية. وفيما يلي تفريغ المحتوى القابل للقراءة:]</w:t>
       </w:r>
@@ -99,7 +99,7 @@
         <w:bidi/>
       </w:pPr>
       <w:r>
-        <w:t>[نص الضبط / الحكم — المتن الفعلي] ===</w:t>
+        <w:t>[المتن الفعلي: الوقائع / الأسباب / المنطوق] ===</w:t>
         <w:br/>
         <w:t>.لدعلا ةرازول ةينورتكلإلا تامدخلا ربع اهتحص نم ققحتلا نكميو ،قيثوتلا تامدخو ينورتكلإلا ماظنلا نم ةقيثولا هذه تردص</w:t>
       </w:r>
@@ -168,7 +168,7 @@
         <w:bidi/>
       </w:pPr>
       <w:r>
-        <w:t>[نص الضبط / الحكم — المتن الفعلي] ===</w:t>
+        <w:t>[المتن الفعلي: الوقائع / الأسباب / المنطوق] ===</w:t>
         <w:br/>
         <w:t>ةدمتعم :ةلاكولا ةلاح</w:t>
         <w:br/>

--- a/zaini_case_audit_output/outputs/word/documents/076_مذكرة التماس من المحامي الشهري بتاريخ 13-07-1445 ـ ومرفقاتها ـ 42824717.docx
+++ b/zaini_case_audit_output/outputs/word/documents/076_مذكرة التماس من المحامي الشهري بتاريخ 13-07-1445 ـ ومرفقاتها ـ 42824717.docx
@@ -99,22 +99,21 @@
         <w:bidi/>
       </w:pPr>
       <w:r>
-        <w:t>[المتن الفعلي: الوقائع / الأسباب / المنطوق] ===</w:t>
+        <w:t>[ترويسة / كليشة رسمية — معلومات متكررة] ===</w:t>
         <w:br/>
-        <w:t>.لدعلا ةرازول ةينورتكلإلا تامدخلا ربع اهتحص نم ققحتلا نكميو ،قيثوتلا تامدخو ينورتكلإلا ماظنلا نم ةقيثولا هذه تردص</w:t>
+        <w:t>صدرت هذه الوثيقة من النظام الإلكتروني وخدمات التوثيق، ويمكن التحقق من صحتها عبر الخدمات الإلكترونية لوزارة العدل.</w:t>
       </w:r>
     </w:p>
     <w:p>
       <w:pPr>
+        <w:pStyle w:val="Heading2"/>
         <w:jc w:val="right"/>
         <w:bidi/>
       </w:pPr>
       <w:r>
-        <w:rPr>
-          <w:b w:val="0"/>
-          <w:i w:val="0"/>
-        </w:rPr>
-        <w:t>:فارطألا</w:t>
+        <w:t>[المتن الفعلي: الوقائع / الأسباب / المنطوق] ===</w:t>
+        <w:br/>
+        <w:t>الأطراف:</w:t>
         <w:br/>
         <w:t>1 - الموكل: أسامة بن أحمد بن عباس زيني، سعودي، رقم هوية 1008017301، أصالة عن نفسه.</w:t>
         <w:br/>
@@ -131,22 +130,7 @@
           <w:b w:val="0"/>
           <w:i w:val="0"/>
         </w:rPr>
-        <w:t>.كونبلا ةعجارم - يدوعسلا يبرعلا دقنلا ةسسؤم ةعجارم - رامثتسالا ةرازوو ةماعلا ةباينلا ةعجارم - ءاضقلل ىلعألا سلجملا ةعجارم - ةيقوقحلا ماكحألا ذيفنت ةرادإو ةرامإلاو ةطرشلا زكارمو تارابختسالل ةماعلا ةسائرلاو ةلودلا نمأ ةسائرو ةيرادإلاو ةيئانجلا ثحابملا ةعجارم - اهماسقأو اهعورفو ةراجتلاو ةيجراخلاو ةيلخادلاو لدعلا ةرازو ةعجارم - ةيعرشلا تاعفارملا ماظن نم 232و 231 نيتداملا ةفاضإ - لاهمإلا - كونبلا ةبقارم ماظن تافلاخمو ةيراجتلا تامالعلا تاملظت يف رظنلا ناجلو لدعلا ةرازوب نيماحملا بيدأت ةنجلو ايلعلا ةمكحملاو ءاضقلل ىلعألا سلجملاو ةيبيرضلاو ةينيمأتلا تافلاخملاو تاعزانملا يف لصفلا ناجلو ةماعلا ةباينلاو (ملاظملا ناويد) ةيرادإلا مكاحملاو ةيعرشلا ةيبطلا ناجللاو ةيلامعلا ناجللاو ةيفرصملاو ةيلاملا تاعزانملا ضف ناجلو مكاحملا ىدل ةعجارملا - ىوعدلا ةلاحإ بلطو ضقن بلط - ةعفشلا بلط - رابتعالا در بلط - مكاحملا عيمج ىدل ىواعدلا عيمج تاسلج روضح - ماكحألا كوكص مالتسا - يضاقتلا بلط - لخادتلاو لاخدإلا بلط - ةيعرشلا تاعفارملا ماظن نم 230 ةداملا قيبطت بلط - ماكحألا ذيفنتب ةبلاطملا - اهذافنو ماكحألا لوبق - فانئتسالا بلطو ماكحألا ىلع ضارتعالا - رظنلا ةداعإ سامتلا - ليدعتلا - ريوزتلاب نعطلا - عيقاوتلاو ماتخألاو طوطخلا راكنإ - هعفرو رفسلا نم عنملا بلط - ذيفنتلاو زجحلا رئاود ةعجارمو ذيفنتلاو زجحلا بلط - ميكحتلا بلط - مهلادبتساو مهدرو نيمكحملاو ءاربخلا نييعت - اهيلع درلاو ىواعدلا عامس - ةعفادملاو ةعفارملا - ىواعدلا ةماقإو ةبلاطملا - تابلاطملا حرجو ةباجإلا - اهيف نعطلاو تانيبلاو دوهشلا راضحإ - اهدرو نيميلا بلط - ءاربإلا - لزانتلا - حلصلا - راكنإلاو رارقإلا - ميلستلاو مالتسالا - عيقوتلاو ةمزاللا تاءارجإلا عيمج ءاهنإو ةقالعلا تاذ تاهجلا عيمج ةعجارم - ريغلا ليكوت ليكولل قحي :تايحالصلاو قاطنلا</w:t>
-      </w:r>
-    </w:p>
-    <w:p>
-      <w:pPr>
-        <w:jc w:val="right"/>
-        <w:bidi/>
-      </w:pPr>
-      <w:r>
-        <w:rPr>
-          <w:b w:val="0"/>
-          <w:i w:val="0"/>
-        </w:rPr>
-        <w:t>451560570 :ةلاكولا مقر</w:t>
-        <w:br/>
-        <w:t>م2023/10/05 | ـه1445/03/20 :ةلاكولا رادصإ خيرات</w:t>
+        <w:t>النطاق والصلاحيات: يحق للوكيل توكيل الغير - مراجعة جميع الجهات ذات العلاقة وإنهاء جميع الإجراءات اللازمة والتوقيع - الاستلام والتسليم - الإقرار والإنكار - الصلح - التنازل - الإبراء - طلب اليمين وردها - إحضار الشهود والبينات والطعن فيها - الإجابة وجرح المطالبات - المطالبة وإقامة الدعاوى - المرافعة والمدافعة - سماع الدعاوى والرد عليها - تعيين الخبراء والمحكمين وردهم واستبدالهم - طلب التحكيم - طلب الحجز والتنفيذ ومراجعة دوائر الحجز والتنفيذ - طلب المنع من السفر ورفعه - إنكار الخطوط والأختام والتواقيع - الطعن بالتزوير - التعديل - التماس إعادة النظر - الاعتراض على الأحكام وطلب الاستئناف - قبول الأحكام ونفاذها - المطالبة بتنفيذ الأحكام - طلب تطبيق المادة 230 من نظام المرافعات الشرعية - طلب الإدخال والتداخل - طلب التقاضي - استلام صكوك الأحكام - حضور جلسات جميع الدعاوى لدى جميع المحاكم - طلب رد الاعتبار - طلب الشفعة - طلب نقض وطلب إحالة الدعوى - المراجعة لدى المحاكم ولجان فض المنازعات المالية والمصرفية واللجان العمالية واللجان الطبية الشرعية والمحاكم الإدارية (ديوان المظالم) والنيابة العامة ولجان الفصل في المنازعات والمخالفات التأمينية والضريبية والمجلس الأعلى للقضاء والمحكمة العليا ولجنة تأديب المحامين بوزارة العدل ولجان النظر في تظلمات العلامات التجارية ومخالفات نظام مراقبة البنوك - الإمهال - إضافة المادتين 231 و232 من نظام المرافعات الشرعية - مراجعة وزارة العدل والداخلية والخارجية والتجارة وفروعها وأقسامها - مراجعة المباحث الجنائية والإدارية ورئاسة أمن الدولة والرئاسة العامة للاستخبارات ومراكز الشرطة والإمارة وإدارة تنفيذ الأحكام الحقوقية - مراجعة المجلس الأعلى للقضاء - مراجعة النيابة العامة ووزارة الاستثمار - مراجعة مؤسسة النقد العربي السعودي - مراجعة البنوك.</w:t>
       </w:r>
     </w:p>
     <w:p>
@@ -158,7 +142,13 @@
       <w:r>
         <w:t>[بيانات الأطراف: المدعي / المدعى عليه / الحاضرون] ===</w:t>
         <w:br/>
+        <w:t>رقم الوكالة: 451560570</w:t>
+        <w:br/>
+        <w:t>تاريخ إصدار الوكالة: 1445/03/20هـ | 2023/10/05م</w:t>
+        <w:br/>
         <w:t>تاريخ إنهاء الوكالة: 1446/03/20هـ | 2024/09/23م</w:t>
+        <w:br/>
+        <w:t>حالة الوكالة: معتمدة</w:t>
       </w:r>
     </w:p>
     <w:p>
@@ -169,8 +159,6 @@
       </w:pPr>
       <w:r>
         <w:t>[المتن الفعلي: الوقائع / الأسباب / المنطوق] ===</w:t>
-        <w:br/>
-        <w:t>ةدمتعم :ةلاكولا ةلاح</w:t>
         <w:br/>
         <w:t>ةينورتكلإلا تالاكولا تامدخ :ةلاكولا ردصم</w:t>
       </w:r>
@@ -234,7 +222,7 @@
           <w:b w:val="0"/>
           <w:i w:val="0"/>
         </w:rPr>
-        <w:t>[.سوكعملا زيمرتلاب ناونعلل راركت دنتسملا يقاب .ةءارقلل لباقلا ىوتحملا ىهتنا]</w:t>
+        <w:t>[انتهى المحتوى القابل للقراءة. باقي المستند تكرار للعنوان بالترميز المعكوس.]</w:t>
       </w:r>
     </w:p>
     <w:sectPr>
